--- a/samples/corpus/full/chantiers/moreau/1-marche/contract-amendment/2026-03-10_avenant-n1-fenetre-de-toit.docx
+++ b/samples/corpus/full/chantiers/moreau/1-marche/contract-amendment/2026-03-10_avenant-n1-fenetre-de-toit.docx
@@ -1136,6 +1136,13 @@
       </w:rPr>
       <w:t>FICTIONAL - NOT FOR OPERATIONAL USE  |  Avenant n°1 - chantier Moreau, Valbrise</w:t>
     </w:r>
+    <w:r>
+      <w:rPr>
+        <w:sz w:val="14"/>
+      </w:rPr>
+      <w:br/>
+      <w:t>Lamna Bâtiment - SIRET 000 000 000 00000 - RCS 000 000 000 - TVA FR00000000000 (identifiants fictifs)</w:t>
+    </w:r>
   </w:p>
 </w:ftr>
 </file>
